--- a/templates/Tax_Invoice.docx
+++ b/templates/Tax_Invoice.docx
@@ -78,15 +78,15 @@
       <w:tblGrid>
         <w:gridCol w:w="1527"/>
         <w:gridCol w:w="1357"/>
-        <w:gridCol w:w="539"/>
-        <w:gridCol w:w="720"/>
+        <w:gridCol w:w="538"/>
+        <w:gridCol w:w="721"/>
         <w:gridCol w:w="1558"/>
         <w:gridCol w:w="163"/>
         <w:gridCol w:w="341"/>
-        <w:gridCol w:w="1361"/>
+        <w:gridCol w:w="1362"/>
         <w:gridCol w:w="104"/>
         <w:gridCol w:w="887"/>
-        <w:gridCol w:w="1433"/>
+        <w:gridCol w:w="1432"/>
       </w:tblGrid>
       <w:tr>
         <w:trPr>
@@ -925,7 +925,7 @@
         </w:tc>
         <w:tc>
           <w:tcPr>
-            <w:tcW w:w="3527" w:type="dxa"/>
+            <w:tcW w:w="3528" w:type="dxa"/>
             <w:gridSpan w:val="5"/>
             <w:tcBorders>
               <w:top w:val="single" w:sz="4" w:space="0" w:color="000000"/>
@@ -1039,7 +1039,7 @@
         </w:tc>
         <w:tc>
           <w:tcPr>
-            <w:tcW w:w="2320" w:type="dxa"/>
+            <w:tcW w:w="2319" w:type="dxa"/>
             <w:gridSpan w:val="2"/>
             <w:tcBorders>
               <w:top w:val="single" w:sz="4" w:space="0" w:color="000000"/>
@@ -1309,7 +1309,7 @@
         </w:trPr>
         <w:tc>
           <w:tcPr>
-            <w:tcW w:w="3423" w:type="dxa"/>
+            <w:tcW w:w="3422" w:type="dxa"/>
             <w:gridSpan w:val="3"/>
             <w:tcBorders>
               <w:top w:val="single" w:sz="4" w:space="0" w:color="000000"/>
@@ -1425,7 +1425,7 @@
         </w:tc>
         <w:tc>
           <w:tcPr>
-            <w:tcW w:w="2441" w:type="dxa"/>
+            <w:tcW w:w="2442" w:type="dxa"/>
             <w:gridSpan w:val="3"/>
             <w:tcBorders>
               <w:top w:val="single" w:sz="4" w:space="0" w:color="000000"/>
@@ -1541,7 +1541,7 @@
         </w:tc>
         <w:tc>
           <w:tcPr>
-            <w:tcW w:w="1806" w:type="dxa"/>
+            <w:tcW w:w="1807" w:type="dxa"/>
             <w:gridSpan w:val="3"/>
             <w:tcBorders>
               <w:top w:val="single" w:sz="4" w:space="0" w:color="000000"/>
@@ -1657,7 +1657,7 @@
         </w:tc>
         <w:tc>
           <w:tcPr>
-            <w:tcW w:w="2320" w:type="dxa"/>
+            <w:tcW w:w="2319" w:type="dxa"/>
             <w:gridSpan w:val="2"/>
             <w:tcBorders>
               <w:top w:val="single" w:sz="4" w:space="0" w:color="000000"/>
@@ -1778,7 +1778,7 @@
         </w:trPr>
         <w:tc>
           <w:tcPr>
-            <w:tcW w:w="3423" w:type="dxa"/>
+            <w:tcW w:w="3422" w:type="dxa"/>
             <w:gridSpan w:val="3"/>
             <w:tcBorders>
               <w:top w:val="single" w:sz="4" w:space="0" w:color="000000"/>
@@ -1841,7 +1841,7 @@
         </w:tc>
         <w:tc>
           <w:tcPr>
-            <w:tcW w:w="2278" w:type="dxa"/>
+            <w:tcW w:w="2279" w:type="dxa"/>
             <w:gridSpan w:val="2"/>
             <w:tcBorders>
               <w:top w:val="single" w:sz="4" w:space="0" w:color="000000"/>
@@ -2085,7 +2085,7 @@
         </w:trPr>
         <w:tc>
           <w:tcPr>
-            <w:tcW w:w="3423" w:type="dxa"/>
+            <w:tcW w:w="3422" w:type="dxa"/>
             <w:gridSpan w:val="3"/>
             <w:tcBorders>
               <w:left w:val="single" w:sz="4" w:space="0" w:color="000000"/>
@@ -2147,7 +2147,7 @@
         </w:tc>
         <w:tc>
           <w:tcPr>
-            <w:tcW w:w="2278" w:type="dxa"/>
+            <w:tcW w:w="2279" w:type="dxa"/>
             <w:gridSpan w:val="2"/>
             <w:tcBorders>
               <w:left w:val="single" w:sz="4" w:space="0" w:color="000000"/>
@@ -2279,7 +2279,7 @@
         </w:trPr>
         <w:tc>
           <w:tcPr>
-            <w:tcW w:w="3423" w:type="dxa"/>
+            <w:tcW w:w="3422" w:type="dxa"/>
             <w:gridSpan w:val="3"/>
             <w:tcBorders>
               <w:top w:val="single" w:sz="4" w:space="0" w:color="000000"/>
@@ -2347,7 +2347,7 @@
         </w:tc>
         <w:tc>
           <w:tcPr>
-            <w:tcW w:w="2278" w:type="dxa"/>
+            <w:tcW w:w="2279" w:type="dxa"/>
             <w:gridSpan w:val="2"/>
             <w:tcBorders>
               <w:top w:val="single" w:sz="4" w:space="0" w:color="000000"/>
@@ -2680,7 +2680,7 @@
         </w:tc>
         <w:tc>
           <w:tcPr>
-            <w:tcW w:w="1361" w:type="dxa"/>
+            <w:tcW w:w="1362" w:type="dxa"/>
             <w:tcBorders>
               <w:top w:val="single" w:sz="4" w:space="0" w:color="000000"/>
               <w:left w:val="single" w:sz="4" w:space="0" w:color="000000"/>
@@ -2913,7 +2913,7 @@
         </w:tc>
         <w:tc>
           <w:tcPr>
-            <w:tcW w:w="1433" w:type="dxa"/>
+            <w:tcW w:w="1432" w:type="dxa"/>
             <w:tcBorders>
               <w:top w:val="single" w:sz="4" w:space="0" w:color="000000"/>
               <w:left w:val="single" w:sz="4" w:space="0" w:color="000000"/>
@@ -3208,7 +3208,7 @@
         </w:tc>
         <w:tc>
           <w:tcPr>
-            <w:tcW w:w="1361" w:type="dxa"/>
+            <w:tcW w:w="1362" w:type="dxa"/>
             <w:tcBorders>
               <w:top w:val="single" w:sz="4" w:space="0" w:color="000000"/>
               <w:left w:val="single" w:sz="4" w:space="0" w:color="000000"/>
@@ -3309,7 +3309,7 @@
         </w:tc>
         <w:tc>
           <w:tcPr>
-            <w:tcW w:w="1433" w:type="dxa"/>
+            <w:tcW w:w="1432" w:type="dxa"/>
             <w:tcBorders>
               <w:top w:val="single" w:sz="4" w:space="0" w:color="000000"/>
               <w:left w:val="single" w:sz="4" w:space="0" w:color="000000"/>
@@ -3440,7 +3440,7 @@
         </w:tc>
         <w:tc>
           <w:tcPr>
-            <w:tcW w:w="2352" w:type="dxa"/>
+            <w:tcW w:w="2353" w:type="dxa"/>
             <w:gridSpan w:val="3"/>
             <w:tcBorders>
               <w:top w:val="single" w:sz="4" w:space="0" w:color="000000"/>
@@ -3476,7 +3476,7 @@
         </w:tc>
         <w:tc>
           <w:tcPr>
-            <w:tcW w:w="1433" w:type="dxa"/>
+            <w:tcW w:w="1432" w:type="dxa"/>
             <w:tcBorders>
               <w:top w:val="single" w:sz="4" w:space="0" w:color="000000"/>
               <w:left w:val="single" w:sz="4" w:space="0" w:color="000000"/>
@@ -3598,7 +3598,7 @@
         </w:tc>
         <w:tc>
           <w:tcPr>
-            <w:tcW w:w="2352" w:type="dxa"/>
+            <w:tcW w:w="2353" w:type="dxa"/>
             <w:gridSpan w:val="3"/>
             <w:tcBorders>
               <w:top w:val="single" w:sz="4" w:space="0" w:color="000000"/>
@@ -3634,7 +3634,7 @@
         </w:tc>
         <w:tc>
           <w:tcPr>
-            <w:tcW w:w="1433" w:type="dxa"/>
+            <w:tcW w:w="1432" w:type="dxa"/>
             <w:tcBorders>
               <w:top w:val="single" w:sz="4" w:space="0" w:color="000000"/>
               <w:left w:val="single" w:sz="4" w:space="0" w:color="000000"/>
@@ -3681,7 +3681,7 @@
                 <w:sz w:val="18"/>
                 <w:szCs w:val="18"/>
               </w:rPr>
-              <w:t>{{ freight_usd }}</w:t>
+              <w:t>${{ freight_usd }}</w:t>
             </w:r>
           </w:p>
         </w:tc>
@@ -3756,7 +3756,7 @@
         </w:tc>
         <w:tc>
           <w:tcPr>
-            <w:tcW w:w="2352" w:type="dxa"/>
+            <w:tcW w:w="2353" w:type="dxa"/>
             <w:gridSpan w:val="3"/>
             <w:tcBorders>
               <w:top w:val="single" w:sz="4" w:space="0" w:color="000000"/>
@@ -3792,7 +3792,7 @@
         </w:tc>
         <w:tc>
           <w:tcPr>
-            <w:tcW w:w="1433" w:type="dxa"/>
+            <w:tcW w:w="1432" w:type="dxa"/>
             <w:tcBorders>
               <w:top w:val="single" w:sz="4" w:space="0" w:color="000000"/>
               <w:left w:val="single" w:sz="4" w:space="0" w:color="000000"/>
@@ -3914,7 +3914,7 @@
         </w:tc>
         <w:tc>
           <w:tcPr>
-            <w:tcW w:w="2352" w:type="dxa"/>
+            <w:tcW w:w="2353" w:type="dxa"/>
             <w:gridSpan w:val="3"/>
             <w:tcBorders>
               <w:top w:val="single" w:sz="4" w:space="0" w:color="000000"/>
@@ -3950,7 +3950,7 @@
         </w:tc>
         <w:tc>
           <w:tcPr>
-            <w:tcW w:w="1433" w:type="dxa"/>
+            <w:tcW w:w="1432" w:type="dxa"/>
             <w:tcBorders>
               <w:top w:val="single" w:sz="4" w:space="0" w:color="000000"/>
               <w:left w:val="single" w:sz="4" w:space="0" w:color="000000"/>
@@ -4072,7 +4072,7 @@
         </w:tc>
         <w:tc>
           <w:tcPr>
-            <w:tcW w:w="2352" w:type="dxa"/>
+            <w:tcW w:w="2353" w:type="dxa"/>
             <w:gridSpan w:val="3"/>
             <w:tcBorders>
               <w:top w:val="single" w:sz="4" w:space="0" w:color="000000"/>
@@ -4108,7 +4108,7 @@
         </w:tc>
         <w:tc>
           <w:tcPr>
-            <w:tcW w:w="1433" w:type="dxa"/>
+            <w:tcW w:w="1432" w:type="dxa"/>
             <w:tcBorders>
               <w:top w:val="single" w:sz="4" w:space="0" w:color="000000"/>
               <w:left w:val="single" w:sz="4" w:space="0" w:color="000000"/>
@@ -4230,7 +4230,7 @@
         </w:tc>
         <w:tc>
           <w:tcPr>
-            <w:tcW w:w="2352" w:type="dxa"/>
+            <w:tcW w:w="2353" w:type="dxa"/>
             <w:gridSpan w:val="3"/>
             <w:tcBorders>
               <w:top w:val="single" w:sz="4" w:space="0" w:color="000000"/>
@@ -4266,7 +4266,7 @@
         </w:tc>
         <w:tc>
           <w:tcPr>
-            <w:tcW w:w="1433" w:type="dxa"/>
+            <w:tcW w:w="1432" w:type="dxa"/>
             <w:tcBorders>
               <w:top w:val="single" w:sz="4" w:space="0" w:color="000000"/>
               <w:left w:val="single" w:sz="4" w:space="0" w:color="000000"/>
@@ -4295,7 +4295,7 @@
                 <w:sz w:val="16"/>
                 <w:szCs w:val="16"/>
               </w:rPr>
-              <w:t>{{ total_taxable_inr }}</w:t>
+              <w:t>₹{{ total_taxable_inr }}</w:t>
             </w:r>
           </w:p>
         </w:tc>
@@ -4370,7 +4370,7 @@
         </w:tc>
         <w:tc>
           <w:tcPr>
-            <w:tcW w:w="2352" w:type="dxa"/>
+            <w:tcW w:w="2353" w:type="dxa"/>
             <w:gridSpan w:val="3"/>
             <w:tcBorders>
               <w:top w:val="single" w:sz="4" w:space="0" w:color="000000"/>
@@ -4406,7 +4406,7 @@
         </w:tc>
         <w:tc>
           <w:tcPr>
-            <w:tcW w:w="1433" w:type="dxa"/>
+            <w:tcW w:w="1432" w:type="dxa"/>
             <w:tcBorders>
               <w:top w:val="single" w:sz="4" w:space="0" w:color="000000"/>
               <w:left w:val="single" w:sz="4" w:space="0" w:color="000000"/>
@@ -4453,7 +4453,7 @@
                 <w:sz w:val="16"/>
                 <w:szCs w:val="16"/>
               </w:rPr>
-              <w:t>{{ igst_amount_inr }}</w:t>
+              <w:t>₹{{ igst_amount_inr }}</w:t>
             </w:r>
           </w:p>
         </w:tc>
@@ -4528,7 +4528,7 @@
         </w:tc>
         <w:tc>
           <w:tcPr>
-            <w:tcW w:w="2352" w:type="dxa"/>
+            <w:tcW w:w="2353" w:type="dxa"/>
             <w:gridSpan w:val="3"/>
             <w:tcBorders>
               <w:top w:val="single" w:sz="4" w:space="0" w:color="000000"/>
@@ -4565,7 +4565,7 @@
         </w:tc>
         <w:tc>
           <w:tcPr>
-            <w:tcW w:w="1433" w:type="dxa"/>
+            <w:tcW w:w="1432" w:type="dxa"/>
             <w:tcBorders>
               <w:top w:val="single" w:sz="4" w:space="0" w:color="000000"/>
               <w:left w:val="single" w:sz="4" w:space="0" w:color="000000"/>
@@ -4595,7 +4595,7 @@
                 <w:sz w:val="16"/>
                 <w:szCs w:val="16"/>
               </w:rPr>
-              <w:t>{{ total_value_inr }}</w:t>
+              <w:t>₹{{ total_value_inr }}</w:t>
             </w:r>
           </w:p>
         </w:tc>
@@ -4976,7 +4976,28 @@
                 <w:shd w:fill="auto" w:val="clear"/>
                 <w:vertAlign w:val="baseline"/>
               </w:rPr>
-              <w:t>For Horizon Enterprise</w:t>
+              <w:t>FOR</w:t>
+            </w:r>
+            <w:r>
+              <w:rPr>
+                <w:rFonts w:eastAsia="Arial" w:cs="Arial"/>
+                <w:b/>
+                <w:bCs/>
+                <w:i w:val="false"/>
+                <w:iCs w:val="false"/>
+                <w:caps w:val="false"/>
+                <w:smallCaps w:val="false"/>
+                <w:strike w:val="false"/>
+                <w:dstrike w:val="false"/>
+                <w:position w:val="0"/>
+                <w:sz w:val="24"/>
+                <w:sz w:val="24"/>
+                <w:szCs w:val="24"/>
+                <w:u w:val="none"/>
+                <w:shd w:fill="auto" w:val="clear"/>
+                <w:vertAlign w:val="baseline"/>
+              </w:rPr>
+              <w:t xml:space="preserve"> Horizon Enterprise</w:t>
             </w:r>
           </w:p>
           <w:p>
@@ -5064,26 +5085,7 @@
             <w:bookmarkStart w:id="0" w:name="docs-internal-guid-69691fe7-7fff-dd3a-ac"/>
             <w:bookmarkEnd w:id="0"/>
             <w:r>
-              <w:rPr>
-                <w:rFonts w:eastAsia="Arial" w:cs="Arial"/>
-                <w:b/>
-                <w:bCs/>
-                <w:i w:val="false"/>
-                <w:iCs w:val="false"/>
-                <w:caps w:val="false"/>
-                <w:smallCaps w:val="false"/>
-                <w:strike w:val="false"/>
-                <w:dstrike w:val="false"/>
-                <w:color w:val="000000"/>
-                <w:position w:val="0"/>
-                <w:sz w:val="24"/>
-                <w:sz w:val="24"/>
-                <w:szCs w:val="24"/>
-                <w:u w:val="none"/>
-                <w:effect w:val="none"/>
-                <w:shd w:fill="auto" w:val="clear"/>
-                <w:vertAlign w:val="baseline"/>
-              </w:rPr>
+              <w:rPr/>
               <w:drawing>
                 <wp:inline distT="0" distB="0" distL="0" distR="0">
                   <wp:extent cx="2047875" cy="952500"/>
